--- a/03_Outputs/final scripts/fr/Module 6/6.2.0-fr.docx
+++ b/03_Outputs/final scripts/fr/Module 6/6.2.0-fr.docx
@@ -24,12 +24,12 @@
     </w:p>
     <w:p>
       <w:r>
-        <w:t xml:space="preserve">Puis, nous nous tournerons vers l’efficacité énergétique et la gestion de la demande. Nous explorerons comment « utiliser moins » et « utiliser plus intelligemment » — grâce à une meilleure conception des bâtiments, des processus industriels plus efficaces et des systèmes de transport plus intelligents — peuvent permettre des réductions immédiates des émissions tout en diminuant les coûts et en soulageant les infrastructures.  </w:t>
+        <w:t xml:space="preserve">Puis, nous nous tournerons vers l’efficacité énergétique et la gestion de la demande. Nous explorerons comment « utiliser moins » et « utiliser plus intelligemment » — grâce à une meilleure conception des bâtiments, des processus industriels plus efficaces et des systèmes de transport plus intelligents — peuvent permettre des réductions immédiates des émissions tout en réduisant les coûts et en soulageant les infrastructures.  </w:t>
       </w:r>
     </w:p>
     <w:p>
       <w:r>
-        <w:t>Commençons l’exploration.</w:t>
+        <w:t>Commençons à explorer.</w:t>
       </w:r>
     </w:p>
     <w:sectPr>
